--- a/SGC_BigID_Smoke_Test_Suite.docx
+++ b/SGC_BigID_Smoke_Test_Suite.docx
@@ -20,12 +20,6 @@
         <w:gridCol w:w="9360"/>
       </w:tblGrid>
       <w:tr>
-        <w:tblPrEx>
-          <w:tblCellMar>
-            <w:top w:w="0" w:type="dxa"/>
-            <w:bottom w:w="0" w:type="dxa"/>
-          </w:tblCellMar>
-        </w:tblPrEx>
         <w:tc>
           <w:tcPr>
             <w:tcW w:w="0" w:type="auto"/>
@@ -135,7 +129,37 @@
           <w:sz w:val="19"/>
           <w:szCs w:val="19"/>
         </w:rPr>
-        <w:t xml:space="preserve">End-to-end automated coverage for credentials, configuration, scheduled imports, </w:t>
+        <w:t>Core functionality</w:t>
+      </w:r>
+      <w:r>
+        <w:rPr>
+          <w:i/>
+          <w:iCs/>
+          <w:color w:val="595959"/>
+          <w:sz w:val="19"/>
+          <w:szCs w:val="19"/>
+        </w:rPr>
+        <w:t xml:space="preserve"> automated</w:t>
+      </w:r>
+      <w:r>
+        <w:rPr>
+          <w:i/>
+          <w:iCs/>
+          <w:color w:val="595959"/>
+          <w:sz w:val="19"/>
+          <w:szCs w:val="19"/>
+        </w:rPr>
+        <w:t xml:space="preserve"> test</w:t>
+      </w:r>
+      <w:r>
+        <w:rPr>
+          <w:i/>
+          <w:iCs/>
+          <w:color w:val="595959"/>
+          <w:sz w:val="19"/>
+          <w:szCs w:val="19"/>
+        </w:rPr>
+        <w:t xml:space="preserve"> coverage for credentials, configuration, scheduled imports, </w:t>
       </w:r>
       <w:proofErr w:type="spellStart"/>
       <w:r>
@@ -339,13 +363,23 @@
         <w:spacing w:after="90"/>
         <w:ind w:left="360"/>
       </w:pPr>
+      <w:proofErr w:type="gramStart"/>
       <w:r>
         <w:rPr>
           <w:color w:val="404040"/>
           <w:sz w:val="20"/>
           <w:szCs w:val="20"/>
         </w:rPr>
-        <w:t>4.1  Auto-Generating Import-Side Rows</w:t>
+        <w:t>4.1  Auto</w:t>
+      </w:r>
+      <w:proofErr w:type="gramEnd"/>
+      <w:r>
+        <w:rPr>
+          <w:color w:val="404040"/>
+          <w:sz w:val="20"/>
+          <w:szCs w:val="20"/>
+        </w:rPr>
+        <w:t>-Generating Import-Side Rows</w:t>
       </w:r>
       <w:r>
         <w:rPr>
@@ -365,13 +399,23 @@
         <w:spacing w:after="90"/>
         <w:ind w:left="360"/>
       </w:pPr>
+      <w:proofErr w:type="gramStart"/>
       <w:r>
         <w:rPr>
           <w:color w:val="404040"/>
           <w:sz w:val="20"/>
           <w:szCs w:val="20"/>
         </w:rPr>
-        <w:t>4.2  Export-Side Rows (Manual Maintenance)</w:t>
+        <w:t>4.2  Export</w:t>
+      </w:r>
+      <w:proofErr w:type="gramEnd"/>
+      <w:r>
+        <w:rPr>
+          <w:color w:val="404040"/>
+          <w:sz w:val="20"/>
+          <w:szCs w:val="20"/>
+        </w:rPr>
+        <w:t>-Side Rows (Manual Maintenance)</w:t>
       </w:r>
       <w:r>
         <w:rPr>
@@ -391,13 +435,23 @@
         <w:spacing w:after="90"/>
         <w:ind w:left="360"/>
       </w:pPr>
+      <w:proofErr w:type="gramStart"/>
       <w:r>
         <w:rPr>
           <w:color w:val="404040"/>
           <w:sz w:val="20"/>
           <w:szCs w:val="20"/>
         </w:rPr>
-        <w:t>4.3  SCRIPT_NO Legend</w:t>
+        <w:t>4.3  SCRIPT</w:t>
+      </w:r>
+      <w:proofErr w:type="gramEnd"/>
+      <w:r>
+        <w:rPr>
+          <w:color w:val="404040"/>
+          <w:sz w:val="20"/>
+          <w:szCs w:val="20"/>
+        </w:rPr>
+        <w:t>_NO Legend</w:t>
       </w:r>
       <w:r>
         <w:rPr>
@@ -444,13 +498,23 @@
         <w:spacing w:after="90"/>
         <w:ind w:left="360"/>
       </w:pPr>
+      <w:proofErr w:type="gramStart"/>
       <w:r>
         <w:rPr>
           <w:color w:val="404040"/>
           <w:sz w:val="20"/>
           <w:szCs w:val="20"/>
         </w:rPr>
-        <w:t>5.1  Useful Command Variants</w:t>
+        <w:t>5.1  Useful</w:t>
+      </w:r>
+      <w:proofErr w:type="gramEnd"/>
+      <w:r>
+        <w:rPr>
+          <w:color w:val="404040"/>
+          <w:sz w:val="20"/>
+          <w:szCs w:val="20"/>
+        </w:rPr>
+        <w:t xml:space="preserve"> Command Variants</w:t>
       </w:r>
       <w:r>
         <w:rPr>
@@ -509,7 +573,19 @@
         <w:rPr>
           <w:color w:val="262626"/>
         </w:rPr>
-        <w:t xml:space="preserve"> Playwright Smoke Test Suite provides automated end-to-end coverage for the Service Graph Connector (SGC) for </w:t>
+        <w:t xml:space="preserve"> Playwright Smoke Test Suite provides automated </w:t>
+      </w:r>
+      <w:r>
+        <w:rPr>
+          <w:color w:val="262626"/>
+        </w:rPr>
+        <w:t>core functionality</w:t>
+      </w:r>
+      <w:r>
+        <w:rPr>
+          <w:color w:val="262626"/>
+        </w:rPr>
+        <w:t xml:space="preserve"> coverage for the Service Graph Connector (SGC) for </w:t>
       </w:r>
       <w:proofErr w:type="spellStart"/>
       <w:r>
@@ -523,7 +599,19 @@
         <w:rPr>
           <w:color w:val="262626"/>
         </w:rPr>
-        <w:t xml:space="preserve"> ServiceNow application. The suite validates the full operational lifecycle of the integration between ServiceNow and </w:t>
+        <w:t xml:space="preserve"> ServiceNow application. The suite validates the full </w:t>
+      </w:r>
+      <w:r>
+        <w:rPr>
+          <w:color w:val="262626"/>
+        </w:rPr>
+        <w:t xml:space="preserve">core </w:t>
+      </w:r>
+      <w:r>
+        <w:rPr>
+          <w:color w:val="262626"/>
+        </w:rPr>
+        <w:t xml:space="preserve">operational lifecycle of the integration between ServiceNow and </w:t>
       </w:r>
       <w:proofErr w:type="spellStart"/>
       <w:r>
@@ -729,12 +817,6 @@
         <w:gridCol w:w="9350"/>
       </w:tblGrid>
       <w:tr>
-        <w:tblPrEx>
-          <w:tblCellMar>
-            <w:top w:w="0" w:type="dxa"/>
-            <w:bottom w:w="0" w:type="dxa"/>
-          </w:tblCellMar>
-        </w:tblPrEx>
         <w:tc>
           <w:tcPr>
             <w:tcW w:w="0" w:type="auto"/>
@@ -910,12 +992,6 @@
         <w:gridCol w:w="9350"/>
       </w:tblGrid>
       <w:tr>
-        <w:tblPrEx>
-          <w:tblCellMar>
-            <w:top w:w="0" w:type="dxa"/>
-            <w:bottom w:w="0" w:type="dxa"/>
-          </w:tblCellMar>
-        </w:tblPrEx>
         <w:tc>
           <w:tcPr>
             <w:tcW w:w="0" w:type="auto"/>
@@ -931,6 +1007,7 @@
             <w:pPr>
               <w:spacing w:after="40"/>
             </w:pPr>
+            <w:proofErr w:type="gramStart"/>
             <w:r>
               <w:rPr>
                 <w:rFonts w:ascii="Consolas" w:eastAsia="Consolas" w:hAnsi="Consolas" w:cs="Consolas"/>
@@ -948,9 +1025,9 @@
                 <w:sz w:val="19"/>
                 <w:szCs w:val="19"/>
               </w:rPr>
-              <w:t>env.example</w:t>
-            </w:r>
-            <w:proofErr w:type="spellEnd"/>
+              <w:t>env</w:t>
+            </w:r>
+            <w:proofErr w:type="gramEnd"/>
             <w:r>
               <w:rPr>
                 <w:rFonts w:ascii="Consolas" w:eastAsia="Consolas" w:hAnsi="Consolas" w:cs="Consolas"/>
@@ -958,8 +1035,29 @@
                 <w:sz w:val="19"/>
                 <w:szCs w:val="19"/>
               </w:rPr>
+              <w:t>.</w:t>
+            </w:r>
+            <w:proofErr w:type="gramStart"/>
+            <w:r>
+              <w:rPr>
+                <w:rFonts w:ascii="Consolas" w:eastAsia="Consolas" w:hAnsi="Consolas" w:cs="Consolas"/>
+                <w:color w:val="1F1F1F"/>
+                <w:sz w:val="19"/>
+                <w:szCs w:val="19"/>
+              </w:rPr>
+              <w:t>example</w:t>
+            </w:r>
+            <w:proofErr w:type="spellEnd"/>
+            <w:r>
+              <w:rPr>
+                <w:rFonts w:ascii="Consolas" w:eastAsia="Consolas" w:hAnsi="Consolas" w:cs="Consolas"/>
+                <w:color w:val="1F1F1F"/>
+                <w:sz w:val="19"/>
+                <w:szCs w:val="19"/>
+              </w:rPr>
               <w:t xml:space="preserve"> .env</w:t>
             </w:r>
+            <w:proofErr w:type="gramEnd"/>
           </w:p>
         </w:tc>
       </w:tr>
@@ -997,12 +1095,6 @@
         <w:gridCol w:w="6300"/>
       </w:tblGrid>
       <w:tr>
-        <w:tblPrEx>
-          <w:tblCellMar>
-            <w:top w:w="0" w:type="dxa"/>
-            <w:bottom w:w="0" w:type="dxa"/>
-          </w:tblCellMar>
-        </w:tblPrEx>
         <w:trPr>
           <w:tblHeader/>
         </w:trPr>
@@ -1058,12 +1150,6 @@
         </w:tc>
       </w:tr>
       <w:tr>
-        <w:tblPrEx>
-          <w:tblCellMar>
-            <w:top w:w="0" w:type="dxa"/>
-            <w:bottom w:w="0" w:type="dxa"/>
-          </w:tblCellMar>
-        </w:tblPrEx>
         <w:tc>
           <w:tcPr>
             <w:tcW w:w="3200" w:type="dxa"/>
@@ -1111,12 +1197,6 @@
         </w:tc>
       </w:tr>
       <w:tr>
-        <w:tblPrEx>
-          <w:tblCellMar>
-            <w:top w:w="0" w:type="dxa"/>
-            <w:bottom w:w="0" w:type="dxa"/>
-          </w:tblCellMar>
-        </w:tblPrEx>
         <w:tc>
           <w:tcPr>
             <w:tcW w:w="3200" w:type="dxa"/>
@@ -1164,12 +1244,6 @@
         </w:tc>
       </w:tr>
       <w:tr>
-        <w:tblPrEx>
-          <w:tblCellMar>
-            <w:top w:w="0" w:type="dxa"/>
-            <w:bottom w:w="0" w:type="dxa"/>
-          </w:tblCellMar>
-        </w:tblPrEx>
         <w:tc>
           <w:tcPr>
             <w:tcW w:w="3200" w:type="dxa"/>
@@ -1217,12 +1291,6 @@
         </w:tc>
       </w:tr>
       <w:tr>
-        <w:tblPrEx>
-          <w:tblCellMar>
-            <w:top w:w="0" w:type="dxa"/>
-            <w:bottom w:w="0" w:type="dxa"/>
-          </w:tblCellMar>
-        </w:tblPrEx>
         <w:tc>
           <w:tcPr>
             <w:tcW w:w="3200" w:type="dxa"/>
@@ -1288,12 +1356,6 @@
         </w:tc>
       </w:tr>
       <w:tr>
-        <w:tblPrEx>
-          <w:tblCellMar>
-            <w:top w:w="0" w:type="dxa"/>
-            <w:bottom w:w="0" w:type="dxa"/>
-          </w:tblCellMar>
-        </w:tblPrEx>
         <w:tc>
           <w:tcPr>
             <w:tcW w:w="3200" w:type="dxa"/>
@@ -1488,12 +1550,6 @@
         <w:gridCol w:w="9350"/>
       </w:tblGrid>
       <w:tr>
-        <w:tblPrEx>
-          <w:tblCellMar>
-            <w:top w:w="0" w:type="dxa"/>
-            <w:bottom w:w="0" w:type="dxa"/>
-          </w:tblCellMar>
-        </w:tblPrEx>
         <w:tc>
           <w:tcPr>
             <w:tcW w:w="0" w:type="auto"/>
@@ -1726,12 +1782,6 @@
         <w:gridCol w:w="9325"/>
       </w:tblGrid>
       <w:tr>
-        <w:tblPrEx>
-          <w:tblCellMar>
-            <w:top w:w="0" w:type="dxa"/>
-            <w:bottom w:w="0" w:type="dxa"/>
-          </w:tblCellMar>
-        </w:tblPrEx>
         <w:tc>
           <w:tcPr>
             <w:tcW w:w="0" w:type="auto"/>
@@ -1841,12 +1891,6 @@
         <w:gridCol w:w="9325"/>
       </w:tblGrid>
       <w:tr>
-        <w:tblPrEx>
-          <w:tblCellMar>
-            <w:top w:w="0" w:type="dxa"/>
-            <w:bottom w:w="0" w:type="dxa"/>
-          </w:tblCellMar>
-        </w:tblPrEx>
         <w:tc>
           <w:tcPr>
             <w:tcW w:w="0" w:type="auto"/>
@@ -1919,12 +1963,6 @@
         <w:gridCol w:w="3914"/>
       </w:tblGrid>
       <w:tr>
-        <w:tblPrEx>
-          <w:tblCellMar>
-            <w:top w:w="0" w:type="dxa"/>
-            <w:bottom w:w="0" w:type="dxa"/>
-          </w:tblCellMar>
-        </w:tblPrEx>
         <w:trPr>
           <w:tblHeader/>
         </w:trPr>
@@ -2005,12 +2043,6 @@
         </w:tc>
       </w:tr>
       <w:tr>
-        <w:tblPrEx>
-          <w:tblCellMar>
-            <w:top w:w="0" w:type="dxa"/>
-            <w:bottom w:w="0" w:type="dxa"/>
-          </w:tblCellMar>
-        </w:tblPrEx>
         <w:tc>
           <w:tcPr>
             <w:tcW w:w="700" w:type="dxa"/>
@@ -2083,12 +2115,6 @@
         </w:tc>
       </w:tr>
       <w:tr>
-        <w:tblPrEx>
-          <w:tblCellMar>
-            <w:top w:w="0" w:type="dxa"/>
-            <w:bottom w:w="0" w:type="dxa"/>
-          </w:tblCellMar>
-        </w:tblPrEx>
         <w:tc>
           <w:tcPr>
             <w:tcW w:w="700" w:type="dxa"/>
@@ -2161,12 +2187,6 @@
         </w:tc>
       </w:tr>
       <w:tr>
-        <w:tblPrEx>
-          <w:tblCellMar>
-            <w:top w:w="0" w:type="dxa"/>
-            <w:bottom w:w="0" w:type="dxa"/>
-          </w:tblCellMar>
-        </w:tblPrEx>
         <w:tc>
           <w:tcPr>
             <w:tcW w:w="700" w:type="dxa"/>
@@ -2257,12 +2277,6 @@
         </w:tc>
       </w:tr>
       <w:tr>
-        <w:tblPrEx>
-          <w:tblCellMar>
-            <w:top w:w="0" w:type="dxa"/>
-            <w:bottom w:w="0" w:type="dxa"/>
-          </w:tblCellMar>
-        </w:tblPrEx>
         <w:tc>
           <w:tcPr>
             <w:tcW w:w="700" w:type="dxa"/>
@@ -2335,12 +2349,6 @@
         </w:tc>
       </w:tr>
       <w:tr>
-        <w:tblPrEx>
-          <w:tblCellMar>
-            <w:top w:w="0" w:type="dxa"/>
-            <w:bottom w:w="0" w:type="dxa"/>
-          </w:tblCellMar>
-        </w:tblPrEx>
         <w:tc>
           <w:tcPr>
             <w:tcW w:w="700" w:type="dxa"/>
@@ -2413,12 +2421,6 @@
         </w:tc>
       </w:tr>
       <w:tr>
-        <w:tblPrEx>
-          <w:tblCellMar>
-            <w:top w:w="0" w:type="dxa"/>
-            <w:bottom w:w="0" w:type="dxa"/>
-          </w:tblCellMar>
-        </w:tblPrEx>
         <w:tc>
           <w:tcPr>
             <w:tcW w:w="700" w:type="dxa"/>
@@ -2491,12 +2493,6 @@
         </w:tc>
       </w:tr>
       <w:tr>
-        <w:tblPrEx>
-          <w:tblCellMar>
-            <w:top w:w="0" w:type="dxa"/>
-            <w:bottom w:w="0" w:type="dxa"/>
-          </w:tblCellMar>
-        </w:tblPrEx>
         <w:tc>
           <w:tcPr>
             <w:tcW w:w="700" w:type="dxa"/>
@@ -2570,12 +2566,6 @@
         </w:tc>
       </w:tr>
       <w:tr>
-        <w:tblPrEx>
-          <w:tblCellMar>
-            <w:top w:w="0" w:type="dxa"/>
-            <w:bottom w:w="0" w:type="dxa"/>
-          </w:tblCellMar>
-        </w:tblPrEx>
         <w:tc>
           <w:tcPr>
             <w:tcW w:w="700" w:type="dxa"/>
@@ -2648,12 +2638,6 @@
         </w:tc>
       </w:tr>
       <w:tr>
-        <w:tblPrEx>
-          <w:tblCellMar>
-            <w:top w:w="0" w:type="dxa"/>
-            <w:bottom w:w="0" w:type="dxa"/>
-          </w:tblCellMar>
-        </w:tblPrEx>
         <w:tc>
           <w:tcPr>
             <w:tcW w:w="700" w:type="dxa"/>
@@ -2744,12 +2728,6 @@
         </w:tc>
       </w:tr>
       <w:tr>
-        <w:tblPrEx>
-          <w:tblCellMar>
-            <w:top w:w="0" w:type="dxa"/>
-            <w:bottom w:w="0" w:type="dxa"/>
-          </w:tblCellMar>
-        </w:tblPrEx>
         <w:tc>
           <w:tcPr>
             <w:tcW w:w="700" w:type="dxa"/>
@@ -2822,12 +2800,6 @@
         </w:tc>
       </w:tr>
       <w:tr>
-        <w:tblPrEx>
-          <w:tblCellMar>
-            <w:top w:w="0" w:type="dxa"/>
-            <w:bottom w:w="0" w:type="dxa"/>
-          </w:tblCellMar>
-        </w:tblPrEx>
         <w:tc>
           <w:tcPr>
             <w:tcW w:w="700" w:type="dxa"/>
@@ -2900,12 +2872,6 @@
         </w:tc>
       </w:tr>
       <w:tr>
-        <w:tblPrEx>
-          <w:tblCellMar>
-            <w:top w:w="0" w:type="dxa"/>
-            <w:bottom w:w="0" w:type="dxa"/>
-          </w:tblCellMar>
-        </w:tblPrEx>
         <w:tc>
           <w:tcPr>
             <w:tcW w:w="700" w:type="dxa"/>
@@ -2978,12 +2944,6 @@
         </w:tc>
       </w:tr>
       <w:tr>
-        <w:tblPrEx>
-          <w:tblCellMar>
-            <w:top w:w="0" w:type="dxa"/>
-            <w:bottom w:w="0" w:type="dxa"/>
-          </w:tblCellMar>
-        </w:tblPrEx>
         <w:tc>
           <w:tcPr>
             <w:tcW w:w="700" w:type="dxa"/>
@@ -3074,12 +3034,6 @@
         </w:tc>
       </w:tr>
       <w:tr>
-        <w:tblPrEx>
-          <w:tblCellMar>
-            <w:top w:w="0" w:type="dxa"/>
-            <w:bottom w:w="0" w:type="dxa"/>
-          </w:tblCellMar>
-        </w:tblPrEx>
         <w:tc>
           <w:tcPr>
             <w:tcW w:w="700" w:type="dxa"/>
@@ -3152,12 +3106,6 @@
         </w:tc>
       </w:tr>
       <w:tr>
-        <w:tblPrEx>
-          <w:tblCellMar>
-            <w:top w:w="0" w:type="dxa"/>
-            <w:bottom w:w="0" w:type="dxa"/>
-          </w:tblCellMar>
-        </w:tblPrEx>
         <w:tc>
           <w:tcPr>
             <w:tcW w:w="700" w:type="dxa"/>
@@ -3230,12 +3178,6 @@
         </w:tc>
       </w:tr>
       <w:tr>
-        <w:tblPrEx>
-          <w:tblCellMar>
-            <w:top w:w="0" w:type="dxa"/>
-            <w:bottom w:w="0" w:type="dxa"/>
-          </w:tblCellMar>
-        </w:tblPrEx>
         <w:tc>
           <w:tcPr>
             <w:tcW w:w="700" w:type="dxa"/>
@@ -3359,12 +3301,6 @@
         <w:gridCol w:w="9350"/>
       </w:tblGrid>
       <w:tr>
-        <w:tblPrEx>
-          <w:tblCellMar>
-            <w:top w:w="0" w:type="dxa"/>
-            <w:bottom w:w="0" w:type="dxa"/>
-          </w:tblCellMar>
-        </w:tblPrEx>
         <w:tc>
           <w:tcPr>
             <w:tcW w:w="0" w:type="auto"/>
@@ -3494,12 +3430,6 @@
         <w:gridCol w:w="9350"/>
       </w:tblGrid>
       <w:tr>
-        <w:tblPrEx>
-          <w:tblCellMar>
-            <w:top w:w="0" w:type="dxa"/>
-            <w:bottom w:w="0" w:type="dxa"/>
-          </w:tblCellMar>
-        </w:tblPrEx>
         <w:tc>
           <w:tcPr>
             <w:tcW w:w="0" w:type="auto"/>
